--- a/data/knowledge_base/proposal_2026-04-03 (1).docx
+++ b/data/knowledge_base/proposal_2026-04-03 (1).docx
@@ -15,7 +15,7 @@
     </w:p>
     <w:p>
       <w:r>
-        <w:t>Hey, your job posting caught my attention as I'm well-versed in transforming data into actionable insights. I've worked on similar data challenges, particularly in analyzing survey data and creating interactive dashboards to communicate findings to clients. I'm confident in my ability to apply my experience and skills to this project, leveraging my proficiency in R, Python, and data visualization tools. I've successfully completed several data analysis projects, including a consumer research analysis for a food company, where I used SPSS to analyze survey data and identify key trends and insights. I'm excited about the opportunity to work with your team and contribute to developing predictive models using data analysis, machine learning, and data visualization techniques. I hope to connect with you soon.</w:t>
+        <w:t>Hey, I see you're dealing with a chaotic data landscape and need someone to make sense of it. I've worked on similar data challenges, leveraging advanced Excel skills, Python basics, and data cleaning expertise to deliver structured, documented datasets. My experience with data taxonomy, schema creation, and data normalization will enable me to efficiently handle your data needs. I'll audit all data sources, map and categorize what exists, create a clear data taxonomy, and clean and normalize the data. I'll also extract key data from PowerPoint decks and PDF reports into structured tables, and deliver a documented data dictionary. My strong attention to detail and ability to work directly with your client's internal contact will ensure a smooth project execution. I hope to connect with you soon to discuss how I can help you achieve your goals. Warm regards, Sagar.</w:t>
       </w:r>
     </w:p>
     <w:sectPr>
